--- a/docs/Resilient Security Systems – Part 1 Report.docx
+++ b/docs/Resilient Security Systems – Part 1 Report.docx
@@ -1,34 +1,50 @@
 
 <file path=word/document.xml><?xml version="1.0" encoding="utf-8"?>
-<w:document xmlns:o="urn:schemas-microsoft-com:office:office" xmlns:r="http://schemas.openxmlformats.org/officeDocument/2006/relationships" xmlns:v="urn:schemas-microsoft-com:vml" xmlns:w="http://schemas.openxmlformats.org/wordprocessingml/2006/main" xmlns:w10="urn:schemas-microsoft-com:office:word" xmlns:wp="http://schemas.openxmlformats.org/drawingml/2006/wordprocessingDrawing" xmlns:pic="http://schemas.openxmlformats.org/drawingml/2006/picture" xmlns:wps="http://schemas.microsoft.com/office/word/2010/wordprocessingShape" xmlns:wpg="http://schemas.microsoft.com/office/word/2010/wordprocessingGroup" xmlns:mc="http://schemas.openxmlformats.org/markup-compatibility/2006" xmlns:wp14="http://schemas.microsoft.com/office/word/2010/wordprocessingDrawing" xmlns:w14="http://schemas.microsoft.com/office/word/2010/wordml" xmlns:w15="http://schemas.microsoft.com/office/word/2012/wordml" mc:Ignorable="w14 wp14 w15">
+<w:document xmlns:o="urn:schemas-microsoft-com:office:office" xmlns:r="http://schemas.openxmlformats.org/officeDocument/2006/relationships" xmlns:v="urn:schemas-microsoft-com:vml" xmlns:w="http://schemas.openxmlformats.org/wordprocessingml/2006/main" xmlns:w10="urn:schemas-microsoft-com:office:word" xmlns:wp="http://schemas.openxmlformats.org/drawingml/2006/wordprocessingDrawing" xmlns:wps="http://schemas.microsoft.com/office/word/2010/wordprocessingShape" xmlns:wpg="http://schemas.microsoft.com/office/word/2010/wordprocessingGroup" xmlns:mc="http://schemas.openxmlformats.org/markup-compatibility/2006" xmlns:wp14="http://schemas.microsoft.com/office/word/2010/wordprocessingDrawing" xmlns:w14="http://schemas.microsoft.com/office/word/2010/wordml" xmlns:w15="http://schemas.microsoft.com/office/word/2012/wordml" mc:Ignorable="w14 wp14 w15">
   <w:body>
     <w:p>
       <w:pPr>
         <w:pStyle w:val="BodyText"/>
         <w:bidi w:val="0"/>
         <w:spacing w:lineRule="auto" w:line="480" w:before="0" w:after="0"/>
-        <w:jc w:val="start"/>
-        <w:rPr>
-          <w:rFonts w:ascii="Times New Roman" w:hAnsi="Times New Roman"/>
-          <w:sz w:val="24"/>
-          <w:szCs w:val="24"/>
-        </w:rPr>
-      </w:pPr>
-      <w:r>
-        <w:rPr>
-          <w:rFonts w:ascii="Times New Roman" w:hAnsi="Times New Roman"/>
-          <w:sz w:val="24"/>
-          <w:szCs w:val="24"/>
-        </w:rPr>
-        <w:t>Reese Edens, Aiden Palmer, Ethan Sheffield, Evan Zamore</w:t>
-      </w:r>
-    </w:p>
-    <w:p>
-      <w:pPr>
-        <w:pStyle w:val="BodyText"/>
-        <w:bidi w:val="0"/>
-        <w:spacing w:lineRule="auto" w:line="480" w:before="0" w:after="0"/>
-        <w:jc w:val="start"/>
+        <w:jc w:val="left"/>
+        <w:rPr>
+          <w:rFonts w:ascii="Times New Roman" w:hAnsi="Times New Roman"/>
+          <w:sz w:val="24"/>
+          <w:szCs w:val="24"/>
+        </w:rPr>
+      </w:pPr>
+      <w:r>
+        <w:rPr>
+          <w:rFonts w:ascii="Times New Roman" w:hAnsi="Times New Roman"/>
+          <w:sz w:val="24"/>
+          <w:szCs w:val="24"/>
+        </w:rPr>
+        <w:t>Reese Edens, Aid</w:t>
+      </w:r>
+      <w:r>
+        <w:rPr>
+          <w:rFonts w:ascii="Times New Roman" w:hAnsi="Times New Roman"/>
+          <w:sz w:val="24"/>
+          <w:szCs w:val="24"/>
+        </w:rPr>
+        <w:t>a</w:t>
+      </w:r>
+      <w:r>
+        <w:rPr>
+          <w:rFonts w:ascii="Times New Roman" w:hAnsi="Times New Roman"/>
+          <w:sz w:val="24"/>
+          <w:szCs w:val="24"/>
+        </w:rPr>
+        <w:t>n Palmer, Ethan Sheffield, Evan Zamore</w:t>
+      </w:r>
+    </w:p>
+    <w:p>
+      <w:pPr>
+        <w:pStyle w:val="BodyText"/>
+        <w:bidi w:val="0"/>
+        <w:spacing w:lineRule="auto" w:line="480" w:before="0" w:after="0"/>
+        <w:jc w:val="left"/>
         <w:rPr>
           <w:rFonts w:ascii="Times New Roman" w:hAnsi="Times New Roman"/>
           <w:sz w:val="24"/>
@@ -49,7 +65,7 @@
         <w:pStyle w:val="BodyText"/>
         <w:bidi w:val="0"/>
         <w:spacing w:lineRule="auto" w:line="480" w:before="0" w:after="0"/>
-        <w:jc w:val="start"/>
+        <w:jc w:val="left"/>
         <w:rPr>
           <w:rFonts w:ascii="Times New Roman" w:hAnsi="Times New Roman"/>
           <w:sz w:val="24"/>
@@ -70,7 +86,7 @@
         <w:pStyle w:val="BodyText"/>
         <w:bidi w:val="0"/>
         <w:spacing w:lineRule="auto" w:line="480" w:before="0" w:after="0"/>
-        <w:jc w:val="start"/>
+        <w:jc w:val="left"/>
         <w:rPr>
           <w:rFonts w:ascii="Times New Roman" w:hAnsi="Times New Roman"/>
           <w:sz w:val="24"/>
@@ -104,23 +120,15 @@
           <w:sz w:val="40"/>
           <w:szCs w:val="40"/>
         </w:rPr>
-        <w:t xml:space="preserve">Resilient Security Systems – Part 1 </w:t>
-      </w:r>
-      <w:r>
-        <w:rPr>
-          <w:rFonts w:ascii="Times New Roman" w:hAnsi="Times New Roman"/>
-          <w:sz w:val="40"/>
-          <w:szCs w:val="40"/>
-        </w:rPr>
-        <w:t>Report</w:t>
-      </w:r>
-    </w:p>
-    <w:p>
-      <w:pPr>
-        <w:pStyle w:val="BodyText"/>
-        <w:bidi w:val="0"/>
-        <w:spacing w:lineRule="auto" w:line="480" w:before="0" w:after="0"/>
-        <w:jc w:val="start"/>
+        <w:t>Resilient Security Systems – Part 1 Report</w:t>
+      </w:r>
+    </w:p>
+    <w:p>
+      <w:pPr>
+        <w:pStyle w:val="BodyText"/>
+        <w:bidi w:val="0"/>
+        <w:spacing w:lineRule="auto" w:line="480" w:before="0" w:after="0"/>
+        <w:jc w:val="left"/>
         <w:rPr>
           <w:rFonts w:ascii="Times New Roman" w:hAnsi="Times New Roman"/>
           <w:sz w:val="24"/>
@@ -142,7 +150,7 @@
         <w:pStyle w:val="BodyText"/>
         <w:bidi w:val="0"/>
         <w:spacing w:lineRule="auto" w:line="480" w:before="0" w:after="0"/>
-        <w:jc w:val="start"/>
+        <w:jc w:val="left"/>
         <w:rPr>
           <w:rFonts w:ascii="Times New Roman" w:hAnsi="Times New Roman"/>
           <w:sz w:val="24"/>
@@ -163,27 +171,27 @@
         <w:pStyle w:val="BodyText"/>
         <w:bidi w:val="0"/>
         <w:spacing w:lineRule="auto" w:line="480" w:before="0" w:after="0"/>
-        <w:jc w:val="start"/>
-        <w:rPr>
-          <w:rFonts w:ascii="Times New Roman" w:hAnsi="Times New Roman"/>
-          <w:sz w:val="24"/>
-          <w:szCs w:val="24"/>
-        </w:rPr>
-      </w:pPr>
-      <w:r>
-        <w:rPr>
-          <w:rFonts w:ascii="Times New Roman" w:hAnsi="Times New Roman"/>
-          <w:sz w:val="24"/>
-          <w:szCs w:val="24"/>
-        </w:rPr>
-      </w:r>
-    </w:p>
-    <w:p>
-      <w:pPr>
-        <w:pStyle w:val="BodyText"/>
-        <w:bidi w:val="0"/>
-        <w:spacing w:lineRule="auto" w:line="480" w:before="0" w:after="0"/>
-        <w:jc w:val="start"/>
+        <w:jc w:val="left"/>
+        <w:rPr>
+          <w:rFonts w:ascii="Times New Roman" w:hAnsi="Times New Roman"/>
+          <w:sz w:val="24"/>
+          <w:szCs w:val="24"/>
+        </w:rPr>
+      </w:pPr>
+      <w:r>
+        <w:rPr>
+          <w:rFonts w:ascii="Times New Roman" w:hAnsi="Times New Roman"/>
+          <w:sz w:val="24"/>
+          <w:szCs w:val="24"/>
+        </w:rPr>
+      </w:r>
+    </w:p>
+    <w:p>
+      <w:pPr>
+        <w:pStyle w:val="BodyText"/>
+        <w:bidi w:val="0"/>
+        <w:spacing w:lineRule="auto" w:line="480" w:before="0" w:after="0"/>
+        <w:jc w:val="left"/>
         <w:rPr>
           <w:rFonts w:ascii="Times New Roman" w:hAnsi="Times New Roman"/>
           <w:sz w:val="24"/>
@@ -205,7 +213,7 @@
         <w:pStyle w:val="BodyText"/>
         <w:bidi w:val="0"/>
         <w:spacing w:lineRule="auto" w:line="480" w:before="0" w:after="0"/>
-        <w:jc w:val="start"/>
+        <w:jc w:val="left"/>
         <w:rPr>
           <w:rFonts w:ascii="Times New Roman" w:hAnsi="Times New Roman"/>
           <w:sz w:val="24"/>
@@ -226,7 +234,7 @@
         <w:pStyle w:val="BodyText"/>
         <w:bidi w:val="0"/>
         <w:spacing w:lineRule="auto" w:line="480" w:before="0" w:after="0"/>
-        <w:jc w:val="start"/>
+        <w:jc w:val="left"/>
         <w:rPr>
           <w:rFonts w:ascii="Times New Roman" w:hAnsi="Times New Roman"/>
           <w:sz w:val="24"/>
@@ -247,27 +255,27 @@
         <w:pStyle w:val="BodyText"/>
         <w:bidi w:val="0"/>
         <w:spacing w:lineRule="auto" w:line="480" w:before="0" w:after="0"/>
-        <w:jc w:val="start"/>
-        <w:rPr>
-          <w:rFonts w:ascii="Times New Roman" w:hAnsi="Times New Roman"/>
-          <w:sz w:val="24"/>
-          <w:szCs w:val="24"/>
-        </w:rPr>
-      </w:pPr>
-      <w:r>
-        <w:rPr>
-          <w:rFonts w:ascii="Times New Roman" w:hAnsi="Times New Roman"/>
-          <w:sz w:val="24"/>
-          <w:szCs w:val="24"/>
-        </w:rPr>
-      </w:r>
-    </w:p>
-    <w:p>
-      <w:pPr>
-        <w:pStyle w:val="BodyText"/>
-        <w:bidi w:val="0"/>
-        <w:spacing w:lineRule="auto" w:line="480" w:before="0" w:after="0"/>
-        <w:jc w:val="start"/>
+        <w:jc w:val="left"/>
+        <w:rPr>
+          <w:rFonts w:ascii="Times New Roman" w:hAnsi="Times New Roman"/>
+          <w:sz w:val="24"/>
+          <w:szCs w:val="24"/>
+        </w:rPr>
+      </w:pPr>
+      <w:r>
+        <w:rPr>
+          <w:rFonts w:ascii="Times New Roman" w:hAnsi="Times New Roman"/>
+          <w:sz w:val="24"/>
+          <w:szCs w:val="24"/>
+        </w:rPr>
+      </w:r>
+    </w:p>
+    <w:p>
+      <w:pPr>
+        <w:pStyle w:val="BodyText"/>
+        <w:bidi w:val="0"/>
+        <w:spacing w:lineRule="auto" w:line="480" w:before="0" w:after="0"/>
+        <w:jc w:val="left"/>
         <w:rPr>
           <w:rFonts w:ascii="Times New Roman" w:hAnsi="Times New Roman"/>
           <w:sz w:val="24"/>
@@ -289,7 +297,7 @@
         <w:pStyle w:val="BodyText"/>
         <w:bidi w:val="0"/>
         <w:spacing w:lineRule="auto" w:line="480" w:before="0" w:after="0"/>
-        <w:jc w:val="start"/>
+        <w:jc w:val="left"/>
         <w:rPr>
           <w:rFonts w:ascii="Times New Roman" w:hAnsi="Times New Roman"/>
           <w:sz w:val="24"/>
@@ -310,27 +318,27 @@
         <w:pStyle w:val="BodyText"/>
         <w:bidi w:val="0"/>
         <w:spacing w:lineRule="auto" w:line="480" w:before="0" w:after="0"/>
-        <w:jc w:val="start"/>
-        <w:rPr>
-          <w:rFonts w:ascii="Times New Roman" w:hAnsi="Times New Roman"/>
-          <w:sz w:val="24"/>
-          <w:szCs w:val="24"/>
-        </w:rPr>
-      </w:pPr>
-      <w:r>
-        <w:rPr>
-          <w:rFonts w:ascii="Times New Roman" w:hAnsi="Times New Roman"/>
-          <w:sz w:val="24"/>
-          <w:szCs w:val="24"/>
-        </w:rPr>
-      </w:r>
-    </w:p>
-    <w:p>
-      <w:pPr>
-        <w:pStyle w:val="BodyText"/>
-        <w:bidi w:val="0"/>
-        <w:spacing w:lineRule="auto" w:line="480" w:before="0" w:after="0"/>
-        <w:jc w:val="start"/>
+        <w:jc w:val="left"/>
+        <w:rPr>
+          <w:rFonts w:ascii="Times New Roman" w:hAnsi="Times New Roman"/>
+          <w:sz w:val="24"/>
+          <w:szCs w:val="24"/>
+        </w:rPr>
+      </w:pPr>
+      <w:r>
+        <w:rPr>
+          <w:rFonts w:ascii="Times New Roman" w:hAnsi="Times New Roman"/>
+          <w:sz w:val="24"/>
+          <w:szCs w:val="24"/>
+        </w:rPr>
+      </w:r>
+    </w:p>
+    <w:p>
+      <w:pPr>
+        <w:pStyle w:val="BodyText"/>
+        <w:bidi w:val="0"/>
+        <w:spacing w:lineRule="auto" w:line="480" w:before="0" w:after="0"/>
+        <w:jc w:val="left"/>
         <w:rPr>
           <w:rFonts w:ascii="Times New Roman" w:hAnsi="Times New Roman"/>
           <w:sz w:val="24"/>
@@ -351,7 +359,7 @@
         <w:pStyle w:val="BodyText"/>
         <w:bidi w:val="0"/>
         <w:spacing w:lineRule="auto" w:line="480" w:before="0" w:after="0"/>
-        <w:jc w:val="start"/>
+        <w:jc w:val="left"/>
         <w:rPr>
           <w:rFonts w:ascii="Times New Roman" w:hAnsi="Times New Roman"/>
           <w:sz w:val="24"/>
@@ -372,7 +380,7 @@
         <w:pStyle w:val="BodyText"/>
         <w:bidi w:val="0"/>
         <w:spacing w:lineRule="auto" w:line="480" w:before="0" w:after="0"/>
-        <w:jc w:val="start"/>
+        <w:jc w:val="left"/>
         <w:rPr>
           <w:rFonts w:ascii="Times New Roman" w:hAnsi="Times New Roman"/>
           <w:sz w:val="24"/>
@@ -393,7 +401,7 @@
         <w:pStyle w:val="BodyText"/>
         <w:bidi w:val="0"/>
         <w:spacing w:lineRule="auto" w:line="480" w:before="0" w:after="0"/>
-        <w:jc w:val="start"/>
+        <w:jc w:val="left"/>
         <w:rPr>
           <w:rFonts w:ascii="Times New Roman" w:hAnsi="Times New Roman"/>
           <w:sz w:val="24"/>
@@ -414,27 +422,27 @@
         <w:pStyle w:val="BodyText"/>
         <w:bidi w:val="0"/>
         <w:spacing w:lineRule="auto" w:line="480" w:before="0" w:after="0"/>
-        <w:jc w:val="start"/>
-        <w:rPr>
-          <w:rFonts w:ascii="Times New Roman" w:hAnsi="Times New Roman"/>
-          <w:sz w:val="24"/>
-          <w:szCs w:val="24"/>
-        </w:rPr>
-      </w:pPr>
-      <w:r>
-        <w:rPr>
-          <w:rFonts w:ascii="Times New Roman" w:hAnsi="Times New Roman"/>
-          <w:sz w:val="24"/>
-          <w:szCs w:val="24"/>
-        </w:rPr>
-      </w:r>
-    </w:p>
-    <w:p>
-      <w:pPr>
-        <w:pStyle w:val="BodyText"/>
-        <w:bidi w:val="0"/>
-        <w:spacing w:lineRule="auto" w:line="480" w:before="0" w:after="0"/>
-        <w:jc w:val="start"/>
+        <w:jc w:val="left"/>
+        <w:rPr>
+          <w:rFonts w:ascii="Times New Roman" w:hAnsi="Times New Roman"/>
+          <w:sz w:val="24"/>
+          <w:szCs w:val="24"/>
+        </w:rPr>
+      </w:pPr>
+      <w:r>
+        <w:rPr>
+          <w:rFonts w:ascii="Times New Roman" w:hAnsi="Times New Roman"/>
+          <w:sz w:val="24"/>
+          <w:szCs w:val="24"/>
+        </w:rPr>
+      </w:r>
+    </w:p>
+    <w:p>
+      <w:pPr>
+        <w:pStyle w:val="BodyText"/>
+        <w:bidi w:val="0"/>
+        <w:spacing w:lineRule="auto" w:line="480" w:before="0" w:after="0"/>
+        <w:jc w:val="left"/>
         <w:rPr>
           <w:rFonts w:ascii="Times New Roman" w:hAnsi="Times New Roman"/>
           <w:sz w:val="24"/>
@@ -456,7 +464,7 @@
         <w:pStyle w:val="BodyText"/>
         <w:bidi w:val="0"/>
         <w:spacing w:lineRule="auto" w:line="480" w:before="0" w:after="0"/>
-        <w:jc w:val="start"/>
+        <w:jc w:val="left"/>
         <w:rPr>
           <w:rFonts w:ascii="Times New Roman" w:hAnsi="Times New Roman"/>
           <w:sz w:val="24"/>
@@ -477,7 +485,7 @@
         <w:pStyle w:val="BodyText"/>
         <w:bidi w:val="0"/>
         <w:spacing w:lineRule="auto" w:line="480" w:before="0" w:after="0"/>
-        <w:jc w:val="start"/>
+        <w:jc w:val="left"/>
         <w:rPr>
           <w:rFonts w:ascii="Times New Roman" w:hAnsi="Times New Roman"/>
           <w:sz w:val="24"/>
@@ -498,7 +506,7 @@
         <w:pStyle w:val="Normal"/>
         <w:bidi w:val="0"/>
         <w:spacing w:lineRule="auto" w:line="480" w:before="0" w:after="0"/>
-        <w:jc w:val="start"/>
+        <w:jc w:val="left"/>
         <w:rPr>
           <w:rFonts w:ascii="Times New Roman" w:hAnsi="Times New Roman"/>
           <w:sz w:val="24"/>
@@ -514,25 +522,42 @@
       </w:r>
     </w:p>
     <w:sectPr>
-      <w:headerReference w:type="default" r:id="rId2"/>
+      <w:headerReference w:type="even" r:id="rId2"/>
+      <w:headerReference w:type="default" r:id="rId3"/>
+      <w:headerReference w:type="first" r:id="rId4"/>
       <w:type w:val="nextPage"/>
       <w:pgSz w:w="12240" w:h="15840"/>
       <w:pgMar w:left="1440" w:right="1440" w:gutter="0" w:header="1440" w:top="2275" w:footer="0" w:bottom="1440"/>
       <w:pgNumType w:fmt="decimal"/>
       <w:formProt w:val="false"/>
       <w:textDirection w:val="lrTb"/>
+      <w:docGrid w:type="default" w:linePitch="100" w:charSpace="0"/>
     </w:sectPr>
   </w:body>
 </w:document>
 </file>
 
 <file path=word/header1.xml><?xml version="1.0" encoding="utf-8"?>
-<w:hdr xmlns:o="urn:schemas-microsoft-com:office:office" xmlns:r="http://schemas.openxmlformats.org/officeDocument/2006/relationships" xmlns:v="urn:schemas-microsoft-com:vml" xmlns:w="http://schemas.openxmlformats.org/wordprocessingml/2006/main" xmlns:w10="urn:schemas-microsoft-com:office:word" xmlns:wp="http://schemas.openxmlformats.org/drawingml/2006/wordprocessingDrawing" xmlns:pic="http://schemas.openxmlformats.org/drawingml/2006/picture" xmlns:wps="http://schemas.microsoft.com/office/word/2010/wordprocessingShape" xmlns:wpg="http://schemas.microsoft.com/office/word/2010/wordprocessingGroup" xmlns:mc="http://schemas.openxmlformats.org/markup-compatibility/2006" xmlns:wp14="http://schemas.microsoft.com/office/word/2010/wordprocessingDrawing" xmlns:w14="http://schemas.microsoft.com/office/word/2010/wordml" xmlns:w15="http://schemas.microsoft.com/office/word/2012/wordml" mc:Ignorable="w14 wp14 w15">
+<w:hdr xmlns:o="urn:schemas-microsoft-com:office:office" xmlns:r="http://schemas.openxmlformats.org/officeDocument/2006/relationships" xmlns:v="urn:schemas-microsoft-com:vml" xmlns:w="http://schemas.openxmlformats.org/wordprocessingml/2006/main" xmlns:w10="urn:schemas-microsoft-com:office:word" xmlns:wp="http://schemas.openxmlformats.org/drawingml/2006/wordprocessingDrawing" xmlns:wps="http://schemas.microsoft.com/office/word/2010/wordprocessingShape" xmlns:wpg="http://schemas.microsoft.com/office/word/2010/wordprocessingGroup" xmlns:mc="http://schemas.openxmlformats.org/markup-compatibility/2006" xmlns:wp14="http://schemas.microsoft.com/office/word/2010/wordprocessingDrawing" xmlns:w14="http://schemas.microsoft.com/office/word/2010/wordml" xmlns:w15="http://schemas.microsoft.com/office/word/2012/wordml" mc:Ignorable="w14 wp14 w15">
+  <w:p>
+    <w:pPr>
+      <w:pStyle w:val="Header"/>
+      <w:rPr/>
+    </w:pPr>
+    <w:r>
+      <w:rPr/>
+    </w:r>
+  </w:p>
+</w:hdr>
+</file>
+
+<file path=word/header2.xml><?xml version="1.0" encoding="utf-8"?>
+<w:hdr xmlns:o="urn:schemas-microsoft-com:office:office" xmlns:r="http://schemas.openxmlformats.org/officeDocument/2006/relationships" xmlns:v="urn:schemas-microsoft-com:vml" xmlns:w="http://schemas.openxmlformats.org/wordprocessingml/2006/main" xmlns:w10="urn:schemas-microsoft-com:office:word" xmlns:wp="http://schemas.openxmlformats.org/drawingml/2006/wordprocessingDrawing" xmlns:wps="http://schemas.microsoft.com/office/word/2010/wordprocessingShape" xmlns:wpg="http://schemas.microsoft.com/office/word/2010/wordprocessingGroup" xmlns:mc="http://schemas.openxmlformats.org/markup-compatibility/2006" xmlns:wp14="http://schemas.microsoft.com/office/word/2010/wordprocessingDrawing" xmlns:w14="http://schemas.microsoft.com/office/word/2010/wordml" xmlns:w15="http://schemas.microsoft.com/office/word/2012/wordml" mc:Ignorable="w14 wp14 w15">
   <w:p>
     <w:pPr>
       <w:pStyle w:val="Header"/>
       <w:bidi w:val="0"/>
-      <w:jc w:val="end"/>
+      <w:jc w:val="right"/>
       <w:rPr>
         <w:rFonts w:ascii="Times New Roman" w:hAnsi="Times New Roman"/>
       </w:rPr>
@@ -580,7 +605,75 @@
     <w:pPr>
       <w:pStyle w:val="Header"/>
       <w:bidi w:val="0"/>
-      <w:jc w:val="end"/>
+      <w:jc w:val="right"/>
+      <w:rPr>
+        <w:rFonts w:ascii="Times New Roman" w:hAnsi="Times New Roman"/>
+      </w:rPr>
+    </w:pPr>
+    <w:r>
+      <w:rPr>
+        <w:rFonts w:ascii="Times New Roman" w:hAnsi="Times New Roman"/>
+      </w:rPr>
+    </w:r>
+  </w:p>
+</w:hdr>
+</file>
+
+<file path=word/header3.xml><?xml version="1.0" encoding="utf-8"?>
+<w:hdr xmlns:o="urn:schemas-microsoft-com:office:office" xmlns:r="http://schemas.openxmlformats.org/officeDocument/2006/relationships" xmlns:v="urn:schemas-microsoft-com:vml" xmlns:w="http://schemas.openxmlformats.org/wordprocessingml/2006/main" xmlns:w10="urn:schemas-microsoft-com:office:word" xmlns:wp="http://schemas.openxmlformats.org/drawingml/2006/wordprocessingDrawing" xmlns:wps="http://schemas.microsoft.com/office/word/2010/wordprocessingShape" xmlns:wpg="http://schemas.microsoft.com/office/word/2010/wordprocessingGroup" xmlns:mc="http://schemas.openxmlformats.org/markup-compatibility/2006" xmlns:wp14="http://schemas.microsoft.com/office/word/2010/wordprocessingDrawing" xmlns:w14="http://schemas.microsoft.com/office/word/2010/wordml" xmlns:w15="http://schemas.microsoft.com/office/word/2012/wordml" mc:Ignorable="w14 wp14 w15">
+  <w:p>
+    <w:pPr>
+      <w:pStyle w:val="Header"/>
+      <w:bidi w:val="0"/>
+      <w:jc w:val="right"/>
+      <w:rPr>
+        <w:rFonts w:ascii="Times New Roman" w:hAnsi="Times New Roman"/>
+      </w:rPr>
+    </w:pPr>
+    <w:r>
+      <w:rPr>
+        <w:rFonts w:ascii="Times New Roman" w:hAnsi="Times New Roman"/>
+      </w:rPr>
+      <w:t xml:space="preserve">Edens, Palmer, Sheffield, Zamore </w:t>
+    </w:r>
+    <w:bookmarkStart w:id="1" w:name="PageNumWizard_HEADER_Default_Page_Style1"/>
+    <w:r>
+      <w:rPr>
+        <w:rFonts w:ascii="Times New Roman" w:hAnsi="Times New Roman"/>
+      </w:rPr>
+      <w:fldChar w:fldCharType="begin"/>
+    </w:r>
+    <w:r>
+      <w:rPr>
+        <w:rFonts w:ascii="Times New Roman" w:hAnsi="Times New Roman"/>
+      </w:rPr>
+      <w:instrText xml:space="preserve"> PAGE </w:instrText>
+    </w:r>
+    <w:r>
+      <w:rPr>
+        <w:rFonts w:ascii="Times New Roman" w:hAnsi="Times New Roman"/>
+      </w:rPr>
+      <w:fldChar w:fldCharType="separate"/>
+    </w:r>
+    <w:r>
+      <w:rPr>
+        <w:rFonts w:ascii="Times New Roman" w:hAnsi="Times New Roman"/>
+      </w:rPr>
+      <w:t>2</w:t>
+    </w:r>
+    <w:r>
+      <w:rPr>
+        <w:rFonts w:ascii="Times New Roman" w:hAnsi="Times New Roman"/>
+      </w:rPr>
+      <w:fldChar w:fldCharType="end"/>
+    </w:r>
+    <w:bookmarkEnd w:id="1"/>
+  </w:p>
+  <w:p>
+    <w:pPr>
+      <w:pStyle w:val="Header"/>
+      <w:bidi w:val="0"/>
+      <w:jc w:val="right"/>
       <w:rPr>
         <w:rFonts w:ascii="Times New Roman" w:hAnsi="Times New Roman"/>
       </w:rPr>
@@ -608,7 +701,6 @@
     </w:rPrDefault>
     <w:pPrDefault>
       <w:pPr>
-        <w:widowControl/>
         <w:suppressAutoHyphens w:val="true"/>
       </w:pPr>
     </w:pPrDefault>
@@ -618,7 +710,10 @@
     <w:qFormat/>
     <w:pPr>
       <w:widowControl/>
+      <w:suppressAutoHyphens w:val="true"/>
       <w:bidi w:val="0"/>
+      <w:spacing w:before="0" w:after="0"/>
+      <w:jc w:val="left"/>
     </w:pPr>
     <w:rPr>
       <w:rFonts w:ascii="Liberation Serif" w:hAnsi="Liberation Serif" w:eastAsia="Songti SC" w:cs="Arial Unicode MS"/>
@@ -661,7 +756,7 @@
     </w:rPr>
   </w:style>
   <w:style w:type="paragraph" w:styleId="Caption">
-    <w:name w:val="caption"/>
+    <w:name w:val="Caption"/>
     <w:basedOn w:val="Normal"/>
     <w:qFormat/>
     <w:pPr>
@@ -702,7 +797,7 @@
     <w:rPr/>
   </w:style>
   <w:style w:type="paragraph" w:styleId="Header">
-    <w:name w:val="header"/>
+    <w:name w:val="Header"/>
     <w:basedOn w:val="HeaderandFooter"/>
     <w:pPr>
       <w:suppressLineNumbers/>
